--- a/zht/docx/28.content.docx
+++ b/zht/docx/28.content.docx
@@ -361,19 +361,7 @@
         <w:rPr>
           <w:lang w:val="zh_TW" w:bidi="zh_TW"/>
         </w:rPr>
-        <w:t>耶羅波安作以色列王：在以色列國最後七位王統治期間，先知何西阿向北國以色列發預言，儘管這節只列出了其中一位——耶羅波安二世（見</w:t>
-      </w:r>
-      <w:r>
-        <w:rPr>
-          <w:lang w:val="zh_TW" w:bidi="zh_TW"/>
-        </w:rPr>
-        <w:t>何西阿書簡介</w:t>
-      </w:r>
-      <w:r>
-        <w:rPr>
-          <w:lang w:val="zh_TW" w:bidi="zh_TW"/>
-        </w:rPr>
-        <w:t>，「背景」）。</w:t>
+        <w:t>耶羅波安作以色列王：在以色列國最後七位王統治期間，先知何西阿向北國以色列發預言，儘管這節只列出了其中一位——耶羅波安二世（見何西阿書簡介，「背景」）。</w:t>
       </w:r>
       <w:r>
         <w:rPr>
